--- a/docs/source/04_수달라이프_선택적마케팅수신동의_법률검토용초안.docx
+++ b/docs/source/04_수달라이프_선택적마케팅수신동의_법률검토용초안.docx
@@ -219,7 +219,7 @@
                 <w:color w:val="152321"/>
                 <w:sz w:val="19"/>
               </w:rPr>
-              <w:t>마케팅 정보 수신을 선택하는 고객·공급자 회원</w:t>
+              <w:t>마케팅 정보 수신을 선택하는 고객·전문가 회원</w:t>
             </w:r>
           </w:p>
         </w:tc>
